--- a/05-需求分析/用户分类文档.docx
+++ b/05-需求分析/用户分类文档.docx
@@ -2,6 +2,209 @@
 <file path=word/document.xml><?xml version="1.0" encoding="utf-8"?>
 <w:document xmlns:wpc="http://schemas.microsoft.com/office/word/2010/wordprocessingCanvas" xmlns:mc="http://schemas.openxmlformats.org/markup-compatibility/2006" xmlns:o="urn:schemas-microsoft-com:office:office" xmlns:r="http://schemas.openxmlformats.org/officeDocument/2006/relationships" xmlns:m="http://schemas.openxmlformats.org/officeDocument/2006/math" xmlns:v="urn:schemas-microsoft-com:vml" xmlns:wp14="http://schemas.microsoft.com/office/word/2010/wordprocessingDrawing" xmlns:wp="http://schemas.openxmlformats.org/drawingml/2006/wordprocessingDrawing" xmlns:w="http://schemas.openxmlformats.org/wordprocessingml/2006/main" xmlns:w14="http://schemas.microsoft.com/office/word/2010/wordml" xmlns:w10="urn:schemas-microsoft-com:office:word" xmlns:w15="http://schemas.microsoft.com/office/word/2012/wordml" xmlns:wpg="http://schemas.microsoft.com/office/word/2010/wordprocessingGroup" xmlns:wpi="http://schemas.microsoft.com/office/word/2010/wordprocessingInk" xmlns:wne="http://schemas.microsoft.com/office/word/2006/wordml" xmlns:wps="http://schemas.microsoft.com/office/word/2010/wordprocessingShape" xmlns:wpsCustomData="http://www.wps.cn/officeDocument/2013/wpsCustomData" mc:Ignorable="w14 w15 wp14">
   <w:body>
+    <w:p>
+      <w:pPr>
+        <w:spacing w:before="0" w:after="360"/>
+        <w:jc w:val="center"/>
+      </w:pPr>
+      <w:r>
+        <w:rPr>
+          <w:rFonts w:ascii="宋体" w:hAnsi="宋体" w:eastAsia="宋体"/>
+          <w:b w:val="0"/>
+          <w:sz w:val="16"/>
+        </w:rPr>
+      </w:r>
+    </w:p>
+    <w:p>
+      <w:pPr>
+        <w:spacing w:before="0" w:after="160"/>
+        <w:jc w:val="center"/>
+      </w:pPr>
+      <w:r>
+        <w:rPr>
+          <w:rFonts w:ascii="宋体" w:hAnsi="宋体" w:eastAsia="宋体"/>
+          <w:b/>
+          <w:sz w:val="48"/>
+        </w:rPr>
+        <w:t>校务问答机器人</w:t>
+      </w:r>
+    </w:p>
+    <w:p>
+      <w:pPr>
+        <w:spacing w:before="0" w:after="360"/>
+        <w:jc w:val="center"/>
+      </w:pPr>
+      <w:r>
+        <w:rPr>
+          <w:rFonts w:ascii="宋体" w:hAnsi="宋体" w:eastAsia="宋体"/>
+          <w:b/>
+          <w:sz w:val="40"/>
+        </w:rPr>
+        <w:t>用户分类文档</w:t>
+      </w:r>
+    </w:p>
+    <w:p>
+      <w:pPr>
+        <w:spacing w:after="480"/>
+        <w:jc w:val="center"/>
+      </w:pPr>
+      <w:r>
+        <w:drawing>
+          <wp:inline xmlns:a="http://schemas.openxmlformats.org/drawingml/2006/main" xmlns:pic="http://schemas.openxmlformats.org/drawingml/2006/picture">
+            <wp:extent cx="1143000" cy="953011"/>
+            <wp:docPr id="7" name="Picture 7"/>
+            <wp:cNvGraphicFramePr>
+              <a:graphicFrameLocks noChangeAspect="1"/>
+            </wp:cNvGraphicFramePr>
+            <a:graphic>
+              <a:graphicData uri="http://schemas.openxmlformats.org/drawingml/2006/picture">
+                <pic:pic>
+                  <pic:nvPicPr>
+                    <pic:cNvPr id="0" name="image.png"/>
+                    <pic:cNvPicPr/>
+                  </pic:nvPicPr>
+                  <pic:blipFill>
+                    <a:blip r:embed="rId10"/>
+                    <a:stretch>
+                      <a:fillRect/>
+                    </a:stretch>
+                  </pic:blipFill>
+                  <pic:spPr>
+                    <a:xfrm>
+                      <a:off x="0" y="0"/>
+                      <a:ext cx="1143000" cy="953011"/>
+                    </a:xfrm>
+                    <a:prstGeom prst="rect"/>
+                  </pic:spPr>
+                </pic:pic>
+              </a:graphicData>
+            </a:graphic>
+          </wp:inline>
+        </w:drawing>
+      </w:r>
+    </w:p>
+    <w:p>
+      <w:pPr>
+        <w:spacing w:before="0" w:after="80"/>
+        <w:jc w:val="center"/>
+      </w:pPr>
+      <w:r>
+        <w:rPr>
+          <w:rFonts w:ascii="宋体" w:hAnsi="宋体" w:eastAsia="宋体"/>
+          <w:b w:val="0"/>
+          <w:sz w:val="24"/>
+        </w:rPr>
+        <w:t>项目名称：智慧校园助手（SRA2026）校务问答机器人</w:t>
+      </w:r>
+    </w:p>
+    <w:p>
+      <w:pPr>
+        <w:spacing w:before="0" w:after="80"/>
+        <w:jc w:val="center"/>
+      </w:pPr>
+      <w:r>
+        <w:rPr>
+          <w:rFonts w:ascii="宋体" w:hAnsi="宋体" w:eastAsia="宋体"/>
+          <w:b w:val="0"/>
+          <w:sz w:val="24"/>
+        </w:rPr>
+        <w:t>文档编号：SRA2026-G10-DOC</w:t>
+      </w:r>
+    </w:p>
+    <w:p>
+      <w:pPr>
+        <w:spacing w:before="0" w:after="80"/>
+        <w:jc w:val="center"/>
+      </w:pPr>
+      <w:r>
+        <w:rPr>
+          <w:rFonts w:ascii="宋体" w:hAnsi="宋体" w:eastAsia="宋体"/>
+          <w:b w:val="0"/>
+          <w:sz w:val="24"/>
+        </w:rPr>
+        <w:t>版本：V1.3</w:t>
+      </w:r>
+    </w:p>
+    <w:p>
+      <w:pPr>
+        <w:spacing w:before="0" w:after="80"/>
+        <w:jc w:val="center"/>
+      </w:pPr>
+      <w:r>
+        <w:rPr>
+          <w:rFonts w:ascii="宋体" w:hAnsi="宋体" w:eastAsia="宋体"/>
+          <w:b w:val="0"/>
+          <w:sz w:val="24"/>
+        </w:rPr>
+        <w:t>状态：基线定稿编制</w:t>
+      </w:r>
+    </w:p>
+    <w:p>
+      <w:pPr>
+        <w:spacing w:before="0" w:after="80"/>
+        <w:jc w:val="center"/>
+      </w:pPr>
+      <w:r>
+        <w:rPr>
+          <w:rFonts w:ascii="宋体" w:hAnsi="宋体" w:eastAsia="宋体"/>
+          <w:b w:val="0"/>
+          <w:sz w:val="24"/>
+        </w:rPr>
+        <w:t>编制日期：2026年6月20日</w:t>
+      </w:r>
+    </w:p>
+    <w:p>
+      <w:pPr>
+        <w:spacing w:before="0" w:after="80"/>
+        <w:jc w:val="center"/>
+      </w:pPr>
+      <w:r>
+        <w:rPr>
+          <w:rFonts w:ascii="宋体" w:hAnsi="宋体" w:eastAsia="宋体"/>
+          <w:b w:val="0"/>
+          <w:sz w:val="24"/>
+        </w:rPr>
+        <w:t>编制团队：SRA2026-G10 项目组</w:t>
+      </w:r>
+    </w:p>
+    <w:p>
+      <w:pPr>
+        <w:spacing w:before="0" w:after="0"/>
+        <w:jc w:val="center"/>
+      </w:pPr>
+      <w:r>
+        <w:rPr>
+          <w:rFonts w:ascii="宋体" w:hAnsi="宋体" w:eastAsia="宋体"/>
+          <w:b w:val="0"/>
+          <w:color w:val="666666"/>
+          <w:sz w:val="21"/>
+        </w:rPr>
+        <w:t>适用范围：软件需求工程课程项目交付文档</w:t>
+      </w:r>
+    </w:p>
+    <w:p>
+      <w:pPr>
+        <w:spacing w:before="480" w:after="0"/>
+        <w:jc w:val="center"/>
+      </w:pPr>
+      <w:r>
+        <w:rPr>
+          <w:rFonts w:ascii="宋体" w:hAnsi="宋体" w:eastAsia="宋体"/>
+          <w:b w:val="0"/>
+          <w:color w:val="666666"/>
+          <w:sz w:val="18"/>
+        </w:rPr>
+        <w:t>依据：SRS、RG、UG、UC、PT、设计、测试、评审与配置管理基线材料</w:t>
+      </w:r>
+    </w:p>
+    <w:p>
+      <w:pPr>
+        <w:spacing w:after="0"/>
+      </w:pPr>
+      <w:r>
+        <w:br w:type="page"/>
+      </w:r>
+    </w:p>
     <w:p>
       <w:pPr>
         <w:pStyle w:val="2"/>
@@ -487,6 +690,19 @@
       </w:r>
       <w:bookmarkStart w:id="0" w:name="_GoBack"/>
       <w:bookmarkEnd w:id="0"/>
+    </w:p>
+    <w:p>
+      <w:pPr>
+        <w:spacing w:before="0" w:after="360"/>
+        <w:jc w:val="center"/>
+      </w:pPr>
+      <w:r>
+        <w:rPr>
+          <w:rFonts w:ascii="宋体" w:hAnsi="宋体" w:eastAsia="宋体"/>
+          <w:b w:val="0"/>
+          <w:sz w:val="16"/>
+        </w:rPr>
+      </w:r>
     </w:p>
     <w:sectPr>
       <w:pgSz w:w="11906" w:h="16838"/>
